--- a/docs/pl/idb.docx
+++ b/docs/pl/idb.docx
@@ -45,7 +45,7 @@
         <w:p>
           <w:r>
             <w:fldChar w:fldCharType="begin" w:dirty="true"/>
-            <w:instrText xml:space="preserve">TOC \o "1-4" \h \z \u</w:instrText>
+            <w:instrText xml:space="preserve">TOC \o "1-5" \h \z \u</w:instrText>
             <w:fldChar w:fldCharType="separate"/>
             <w:fldChar w:fldCharType="end"/>
           </w:r>
